--- a/HRHub_User_Guide.docx
+++ b/HRHub_User_Guide.docx
@@ -675,7 +675,25 @@
         <w:t>My Profile</w:t>
       </w:r>
       <w:r>
-        <w:t xml:space="preserve"> shows your personal and job details. You can update a few fields yourself (phone, personal email, emergency contact, home address). Changes to sensitive details (like bank info) may go to HR for approval — you'll be notified when they're approved or need changes.</w:t>
+        <w:t xml:space="preserve"> shows your personal and job details. You can update a few fields yourself (phone, personal email, emergency contact, home address). Changes to sensitive details (like bank info) may go to HR for approval — you'll be notified when they're approved or need changes. Your work </w:t>
+      </w:r>
+      <w:r>
+        <w:rPr>
+          <w:b/>
+        </w:rPr>
+        <w:t>schedule</w:t>
+      </w:r>
+      <w:r>
+        <w:t xml:space="preserve"> (shift hours and weekly off) lives under </w:t>
+      </w:r>
+      <w:r>
+        <w:rPr>
+          <w:b/>
+        </w:rPr>
+        <w:t>My Work → Schedule</w:t>
+      </w:r>
+      <w:r>
+        <w:t>.</w:t>
       </w:r>
     </w:p>
     <w:p>
@@ -775,7 +793,25 @@
         <w:t>My Payslips</w:t>
       </w:r>
       <w:r>
-        <w:t xml:space="preserve"> lists your monthly payslips. Open one to see the breakdown (basic, allowances, deductions, net pay) and download it as a PDF. You'll get an email when a new payslip is ready.</w:t>
+        <w:t xml:space="preserve"> has two tabs: </w:t>
+      </w:r>
+      <w:r>
+        <w:rPr>
+          <w:b/>
+        </w:rPr>
+        <w:t>Payslip history</w:t>
+      </w:r>
+      <w:r>
+        <w:t xml:space="preserve"> lists your monthly payslips — open one to see the breakdown (basic, allowances, deductions, net pay) and download it as a PDF; </w:t>
+      </w:r>
+      <w:r>
+        <w:rPr>
+          <w:b/>
+        </w:rPr>
+        <w:t>Bank details</w:t>
+      </w:r>
+      <w:r>
+        <w:t xml:space="preserve"> shows the account your salary lands in (edits route through HR approval). You'll get an email when a new payslip is ready.</w:t>
       </w:r>
     </w:p>
     <w:p>
@@ -883,7 +919,7 @@
         <w:pStyle w:val="Heading3"/>
       </w:pPr>
       <w:r>
-        <w:t>Announcements</w:t>
+        <w:t>Announcements &amp; Posts</w:t>
       </w:r>
     </w:p>
     <w:p>
@@ -906,7 +942,16 @@
         <w:t>acknowledge</w:t>
       </w:r>
       <w:r>
-        <w:t xml:space="preserve"> that you've read them — please do when prompted.</w:t>
+        <w:t xml:space="preserve"> that you've read them — please do when prompted. If your company has employee posting enabled, the Home page also has a </w:t>
+      </w:r>
+      <w:r>
+        <w:rPr>
+          <w:b/>
+        </w:rPr>
+        <w:t>Posts</w:t>
+      </w:r>
+      <w:r>
+        <w:t xml:space="preserve"> tab where you can share an update with colleagues and read what others have posted.</w:t>
       </w:r>
     </w:p>
     <w:p>
@@ -1150,6 +1195,32 @@
       </w:r>
       <w:r>
         <w:t xml:space="preserve"> — this automatically starts their onboarding checklist.</w:t>
+      </w:r>
+    </w:p>
+    <w:p>
+      <w:pPr>
+        <w:pStyle w:val="ListBullet"/>
+      </w:pPr>
+      <w:r>
+        <w:t xml:space="preserve">Curate the </w:t>
+      </w:r>
+      <w:r>
+        <w:rPr>
+          <w:b/>
+        </w:rPr>
+        <w:t>skills and qualifications</w:t>
+      </w:r>
+      <w:r>
+        <w:t xml:space="preserve"> suggestion lists in </w:t>
+      </w:r>
+      <w:r>
+        <w:rPr>
+          <w:b/>
+        </w:rPr>
+        <w:t>Org Settings → Recruitment</w:t>
+      </w:r>
+      <w:r>
+        <w:t xml:space="preserve"> — these power the type-ahead when creating jobs, so everyone tags roles consistently. Deleting an entry only removes the suggestion; existing jobs and candidates keep their tags.</w:t>
       </w:r>
     </w:p>
     <w:p>
